--- a/CalendarioAgo26/Politicas/PoliticasAgo25.docx
+++ b/CalendarioAgo26/Politicas/PoliticasAgo25.docx
@@ -162,7 +162,7 @@
                                     <pic:cNvPicPr/>
                                   </pic:nvPicPr>
                                   <pic:blipFill>
-                                    <a:blip r:embed="rId7">
+                                    <a:blip r:embed="rId8">
                                       <a:extLst>
                                         <a:ext uri="{28A0092B-C50C-407E-A947-70E740481C1C}">
                                           <a14:useLocalDpi xmlns:a14="http://schemas.microsoft.com/office/drawing/2010/main" val="0"/>
@@ -341,7 +341,7 @@
           <w:spacing w:val="0"/>
           <w:szCs w:val="22"/>
         </w:rPr>
-        <w:t>D</w:t>
+        <w:t>diciembre</w:t>
       </w:r>
       <w:r>
         <w:rPr>
@@ -349,7 +349,7 @@
           <w:spacing w:val="0"/>
           <w:szCs w:val="22"/>
         </w:rPr>
-        <w:t>iciembre</w:t>
+        <w:t xml:space="preserve"> </w:t>
       </w:r>
       <w:r>
         <w:rPr>
@@ -357,7 +357,7 @@
           <w:spacing w:val="0"/>
           <w:szCs w:val="22"/>
         </w:rPr>
-        <w:t xml:space="preserve"> </w:t>
+        <w:t>20</w:t>
       </w:r>
       <w:r>
         <w:rPr>
@@ -365,7 +365,7 @@
           <w:spacing w:val="0"/>
           <w:szCs w:val="22"/>
         </w:rPr>
-        <w:t>20</w:t>
+        <w:t>2</w:t>
       </w:r>
       <w:r>
         <w:rPr>
@@ -373,15 +373,7 @@
           <w:spacing w:val="0"/>
           <w:szCs w:val="22"/>
         </w:rPr>
-        <w:t>2</w:t>
-      </w:r>
-      <w:r>
-        <w:rPr>
-          <w:rFonts w:ascii="Arial" w:hAnsi="Arial"/>
-          <w:spacing w:val="0"/>
-          <w:szCs w:val="22"/>
-        </w:rPr>
-        <w:t>6</w:t>
+        <w:t>5</w:t>
       </w:r>
     </w:p>
     <w:p>
@@ -2012,16 +2004,7 @@
           <w:sz w:val="22"/>
           <w:szCs w:val="22"/>
         </w:rPr>
-        <w:t>6</w:t>
-      </w:r>
-      <w:r>
-        <w:rPr>
-          <w:rFonts w:ascii="Arial" w:hAnsi="Arial"/>
-          <w:b/>
-          <w:sz w:val="22"/>
-          <w:szCs w:val="22"/>
-        </w:rPr>
-        <w:t xml:space="preserve"> de noviembre</w:t>
+        <w:t>7 de noviembre</w:t>
       </w:r>
       <w:r>
         <w:rPr>
@@ -2033,8 +2016,8 @@
       </w:r>
     </w:p>
     <w:sectPr>
-      <w:headerReference w:type="even" r:id="rId8"/>
-      <w:headerReference w:type="default" r:id="rId9"/>
+      <w:headerReference w:type="even" r:id="rId9"/>
+      <w:headerReference w:type="default" r:id="rId10"/>
       <w:pgSz w:w="12242" w:h="15842" w:code="1"/>
       <w:pgMar w:top="142" w:right="1134" w:bottom="426" w:left="1418" w:header="720" w:footer="720" w:gutter="0"/>
       <w:cols w:space="720"/>
@@ -4913,7 +4896,7 @@
       <w:lang w:val="es-MX" w:eastAsia="es-MX"/>
     </w:rPr>
   </w:style>
-  <w:style w:type="character" w:styleId="Fuerte">
+  <w:style w:type="character" w:styleId="Textoennegrita">
     <w:name w:val="Strong"/>
     <w:basedOn w:val="Fuentedeprrafopredeter"/>
     <w:uiPriority w:val="22"/>
